--- a/Technical brief.docx
+++ b/Technical brief.docx
@@ -34,15 +34,7 @@
     </w:p>
     <w:p>
       <w:r>
-        <w:t xml:space="preserve">Next.js is an open-source React framework maintained by </w:t>
-      </w:r>
-      <w:proofErr w:type="spellStart"/>
-      <w:r>
-        <w:t>Vercel</w:t>
-      </w:r>
-      <w:proofErr w:type="spellEnd"/>
-      <w:r>
-        <w:t xml:space="preserve"> that enhances the development experience for building web applications.</w:t>
+        <w:t>Next.js is an open-source React framework maintained by Vercel that enhances the development experience for building web applications.</w:t>
       </w:r>
     </w:p>
     <w:p>
@@ -503,7 +495,6 @@
           </w14:textOutline>
         </w:rPr>
       </w:pPr>
-      <w:proofErr w:type="spellStart"/>
       <w:r>
         <w:rPr>
           <w:color w:val="4472C4" w:themeColor="accent1"/>
@@ -519,9 +510,8 @@
             <w14:round/>
           </w14:textOutline>
         </w:rPr>
-        <w:t>npx</w:t>
-      </w:r>
-      <w:proofErr w:type="spellEnd"/>
+        <w:t xml:space="preserve">npx create-next-app@latest </w:t>
+      </w:r>
       <w:r>
         <w:rPr>
           <w:color w:val="4472C4" w:themeColor="accent1"/>
@@ -537,9 +527,8 @@
             <w14:round/>
           </w14:textOutline>
         </w:rPr>
-        <w:t xml:space="preserve"> </w:t>
-      </w:r>
-      <w:proofErr w:type="spellStart"/>
+        <w:t>gk</w:t>
+      </w:r>
       <w:r>
         <w:rPr>
           <w:color w:val="4472C4" w:themeColor="accent1"/>
@@ -555,97 +544,7 @@
             <w14:round/>
           </w14:textOutline>
         </w:rPr>
-        <w:t>create-next-app@latest</w:t>
-      </w:r>
-      <w:proofErr w:type="spellEnd"/>
-      <w:r>
-        <w:rPr>
-          <w:color w:val="4472C4" w:themeColor="accent1"/>
-          <w:highlight w:val="lightGray"/>
-          <w14:shadow w14:blurRad="38100" w14:dist="25400" w14:dir="5400000" w14:sx="100000" w14:sy="100000" w14:kx="0" w14:ky="0" w14:algn="ctr">
-            <w14:srgbClr w14:val="6E747A">
-              <w14:alpha w14:val="57000"/>
-            </w14:srgbClr>
-          </w14:shadow>
-          <w14:textOutline w14:w="0" w14:cap="flat" w14:cmpd="sng" w14:algn="ctr">
-            <w14:noFill/>
-            <w14:prstDash w14:val="solid"/>
-            <w14:round/>
-          </w14:textOutline>
-        </w:rPr>
-        <w:t xml:space="preserve"> </w:t>
-      </w:r>
-      <w:proofErr w:type="spellStart"/>
-      <w:r>
-        <w:rPr>
-          <w:color w:val="4472C4" w:themeColor="accent1"/>
-          <w:highlight w:val="lightGray"/>
-          <w14:shadow w14:blurRad="38100" w14:dist="25400" w14:dir="5400000" w14:sx="100000" w14:sy="100000" w14:kx="0" w14:ky="0" w14:algn="ctr">
-            <w14:srgbClr w14:val="6E747A">
-              <w14:alpha w14:val="57000"/>
-            </w14:srgbClr>
-          </w14:shadow>
-          <w14:textOutline w14:w="0" w14:cap="flat" w14:cmpd="sng" w14:algn="ctr">
-            <w14:noFill/>
-            <w14:prstDash w14:val="solid"/>
-            <w14:round/>
-          </w14:textOutline>
-        </w:rPr>
-        <w:t>gk</w:t>
-      </w:r>
-      <w:proofErr w:type="spellEnd"/>
-      <w:r>
-        <w:rPr>
-          <w:color w:val="4472C4" w:themeColor="accent1"/>
-          <w:highlight w:val="lightGray"/>
-          <w14:shadow w14:blurRad="38100" w14:dist="25400" w14:dir="5400000" w14:sx="100000" w14:sy="100000" w14:kx="0" w14:ky="0" w14:algn="ctr">
-            <w14:srgbClr w14:val="6E747A">
-              <w14:alpha w14:val="57000"/>
-            </w14:srgbClr>
-          </w14:shadow>
-          <w14:textOutline w14:w="0" w14:cap="flat" w14:cmpd="sng" w14:algn="ctr">
-            <w14:noFill/>
-            <w14:prstDash w14:val="solid"/>
-            <w14:round/>
-          </w14:textOutline>
-        </w:rPr>
-        <w:t>-blog --use-</w:t>
-      </w:r>
-      <w:proofErr w:type="spellStart"/>
-      <w:r>
-        <w:rPr>
-          <w:color w:val="4472C4" w:themeColor="accent1"/>
-          <w:highlight w:val="lightGray"/>
-          <w14:shadow w14:blurRad="38100" w14:dist="25400" w14:dir="5400000" w14:sx="100000" w14:sy="100000" w14:kx="0" w14:ky="0" w14:algn="ctr">
-            <w14:srgbClr w14:val="6E747A">
-              <w14:alpha w14:val="57000"/>
-            </w14:srgbClr>
-          </w14:shadow>
-          <w14:textOutline w14:w="0" w14:cap="flat" w14:cmpd="sng" w14:algn="ctr">
-            <w14:noFill/>
-            <w14:prstDash w14:val="solid"/>
-            <w14:round/>
-          </w14:textOutline>
-        </w:rPr>
-        <w:t>npm</w:t>
-      </w:r>
-      <w:proofErr w:type="spellEnd"/>
-      <w:r>
-        <w:rPr>
-          <w:color w:val="4472C4" w:themeColor="accent1"/>
-          <w:highlight w:val="lightGray"/>
-          <w14:shadow w14:blurRad="38100" w14:dist="25400" w14:dir="5400000" w14:sx="100000" w14:sy="100000" w14:kx="0" w14:ky="0" w14:algn="ctr">
-            <w14:srgbClr w14:val="6E747A">
-              <w14:alpha w14:val="57000"/>
-            </w14:srgbClr>
-          </w14:shadow>
-          <w14:textOutline w14:w="0" w14:cap="flat" w14:cmpd="sng" w14:algn="ctr">
-            <w14:noFill/>
-            <w14:prstDash w14:val="solid"/>
-            <w14:round/>
-          </w14:textOutline>
-        </w:rPr>
-        <w:t xml:space="preserve"> --example </w:t>
+        <w:t xml:space="preserve">-blog --use-npm --example </w:t>
       </w:r>
       <w:hyperlink r:id="rId6" w:history="1">
         <w:r>
@@ -697,75 +596,7 @@
             <w14:round/>
           </w14:textOutline>
         </w:rPr>
-        <w:t xml:space="preserve">Note: </w:t>
-      </w:r>
-      <w:proofErr w:type="spellStart"/>
-      <w:r>
-        <w:rPr>
-          <w:color w:val="000000" w:themeColor="text1"/>
-          <w14:shadow w14:blurRad="38100" w14:dist="19050" w14:dir="2700000" w14:sx="100000" w14:sy="100000" w14:kx="0" w14:ky="0" w14:algn="tl">
-            <w14:schemeClr w14:val="dk1">
-              <w14:alpha w14:val="60000"/>
-            </w14:schemeClr>
-          </w14:shadow>
-          <w14:textOutline w14:w="0" w14:cap="flat" w14:cmpd="sng" w14:algn="ctr">
-            <w14:noFill/>
-            <w14:prstDash w14:val="solid"/>
-            <w14:round/>
-          </w14:textOutline>
-        </w:rPr>
-        <w:t>gk</w:t>
-      </w:r>
-      <w:proofErr w:type="spellEnd"/>
-      <w:r>
-        <w:rPr>
-          <w:color w:val="000000" w:themeColor="text1"/>
-          <w14:shadow w14:blurRad="38100" w14:dist="19050" w14:dir="2700000" w14:sx="100000" w14:sy="100000" w14:kx="0" w14:ky="0" w14:algn="tl">
-            <w14:schemeClr w14:val="dk1">
-              <w14:alpha w14:val="60000"/>
-            </w14:schemeClr>
-          </w14:shadow>
-          <w14:textOutline w14:w="0" w14:cap="flat" w14:cmpd="sng" w14:algn="ctr">
-            <w14:noFill/>
-            <w14:prstDash w14:val="solid"/>
-            <w14:round/>
-          </w14:textOutline>
-        </w:rPr>
-        <w:t xml:space="preserve">-blog is the name that I gave my blog </w:t>
-      </w:r>
-      <w:proofErr w:type="spellStart"/>
-      <w:r>
-        <w:rPr>
-          <w:color w:val="000000" w:themeColor="text1"/>
-          <w14:shadow w14:blurRad="38100" w14:dist="19050" w14:dir="2700000" w14:sx="100000" w14:sy="100000" w14:kx="0" w14:ky="0" w14:algn="tl">
-            <w14:schemeClr w14:val="dk1">
-              <w14:alpha w14:val="60000"/>
-            </w14:schemeClr>
-          </w14:shadow>
-          <w14:textOutline w14:w="0" w14:cap="flat" w14:cmpd="sng" w14:algn="ctr">
-            <w14:noFill/>
-            <w14:prstDash w14:val="solid"/>
-            <w14:round/>
-          </w14:textOutline>
-        </w:rPr>
-        <w:t>foler</w:t>
-      </w:r>
-      <w:proofErr w:type="spellEnd"/>
-      <w:r>
-        <w:rPr>
-          <w:color w:val="000000" w:themeColor="text1"/>
-          <w14:shadow w14:blurRad="38100" w14:dist="19050" w14:dir="2700000" w14:sx="100000" w14:sy="100000" w14:kx="0" w14:ky="0" w14:algn="tl">
-            <w14:schemeClr w14:val="dk1">
-              <w14:alpha w14:val="60000"/>
-            </w14:schemeClr>
-          </w14:shadow>
-          <w14:textOutline w14:w="0" w14:cap="flat" w14:cmpd="sng" w14:algn="ctr">
-            <w14:noFill/>
-            <w14:prstDash w14:val="solid"/>
-            <w14:round/>
-          </w14:textOutline>
-        </w:rPr>
-        <w:t xml:space="preserve"> – this could be anything.  The rest of the code is a standard next.js template to instantiate a next.js in this folder location</w:t>
+        <w:t>Note: gk-blog is the name that I gave my blog foler – this could be anything.  The rest of the code is a standard next.js template to instantiate a next.js in this folder location</w:t>
       </w:r>
     </w:p>
     <w:p>
@@ -854,21 +685,12 @@
       <w:r>
         <w:t xml:space="preserve"> </w:t>
       </w:r>
-      <w:proofErr w:type="spellStart"/>
-      <w:r>
-        <w:rPr>
-          <w:b/>
-          <w:bCs/>
-        </w:rPr>
-        <w:t>gk</w:t>
-      </w:r>
-      <w:proofErr w:type="spellEnd"/>
-      <w:r>
-        <w:rPr>
-          <w:b/>
-          <w:bCs/>
-        </w:rPr>
-        <w:t>-</w:t>
+      <w:r>
+        <w:rPr>
+          <w:b/>
+          <w:bCs/>
+        </w:rPr>
+        <w:t>gk-</w:t>
       </w:r>
       <w:r>
         <w:rPr>
@@ -929,7 +751,6 @@
         </w:rPr>
         <w:t xml:space="preserve">cd </w:t>
       </w:r>
-      <w:proofErr w:type="spellStart"/>
       <w:r>
         <w:rPr>
           <w:i/>
@@ -947,9 +768,8 @@
             <w14:round/>
           </w14:textOutline>
         </w:rPr>
-        <w:t>gk</w:t>
-      </w:r>
-      <w:proofErr w:type="spellEnd"/>
+        <w:t>gk-</w:t>
+      </w:r>
       <w:r>
         <w:rPr>
           <w:i/>
@@ -967,8 +787,28 @@
             <w14:round/>
           </w14:textOutline>
         </w:rPr>
-        <w:t>-</w:t>
-      </w:r>
+        <w:t>blog</w:t>
+      </w:r>
+    </w:p>
+    <w:p>
+      <w:pPr>
+        <w:spacing w:after="0"/>
+        <w:rPr>
+          <w:i/>
+          <w:iCs/>
+          <w:color w:val="4472C4" w:themeColor="accent1"/>
+          <w14:shadow w14:blurRad="38100" w14:dist="25400" w14:dir="5400000" w14:sx="100000" w14:sy="100000" w14:kx="0" w14:ky="0" w14:algn="ctr">
+            <w14:srgbClr w14:val="6E747A">
+              <w14:alpha w14:val="57000"/>
+            </w14:srgbClr>
+          </w14:shadow>
+          <w14:textOutline w14:w="0" w14:cap="flat" w14:cmpd="sng" w14:algn="ctr">
+            <w14:noFill/>
+            <w14:prstDash w14:val="solid"/>
+            <w14:round/>
+          </w14:textOutline>
+        </w:rPr>
+      </w:pPr>
       <w:r>
         <w:rPr>
           <w:i/>
@@ -986,67 +826,7 @@
             <w14:round/>
           </w14:textOutline>
         </w:rPr>
-        <w:t>blog</w:t>
-      </w:r>
-    </w:p>
-    <w:p>
-      <w:pPr>
-        <w:spacing w:after="0"/>
-        <w:rPr>
-          <w:i/>
-          <w:iCs/>
-          <w:color w:val="4472C4" w:themeColor="accent1"/>
-          <w14:shadow w14:blurRad="38100" w14:dist="25400" w14:dir="5400000" w14:sx="100000" w14:sy="100000" w14:kx="0" w14:ky="0" w14:algn="ctr">
-            <w14:srgbClr w14:val="6E747A">
-              <w14:alpha w14:val="57000"/>
-            </w14:srgbClr>
-          </w14:shadow>
-          <w14:textOutline w14:w="0" w14:cap="flat" w14:cmpd="sng" w14:algn="ctr">
-            <w14:noFill/>
-            <w14:prstDash w14:val="solid"/>
-            <w14:round/>
-          </w14:textOutline>
-        </w:rPr>
-      </w:pPr>
-      <w:proofErr w:type="spellStart"/>
-      <w:r>
-        <w:rPr>
-          <w:i/>
-          <w:iCs/>
-          <w:color w:val="4472C4" w:themeColor="accent1"/>
-          <w:highlight w:val="lightGray"/>
-          <w14:shadow w14:blurRad="38100" w14:dist="25400" w14:dir="5400000" w14:sx="100000" w14:sy="100000" w14:kx="0" w14:ky="0" w14:algn="ctr">
-            <w14:srgbClr w14:val="6E747A">
-              <w14:alpha w14:val="57000"/>
-            </w14:srgbClr>
-          </w14:shadow>
-          <w14:textOutline w14:w="0" w14:cap="flat" w14:cmpd="sng" w14:algn="ctr">
-            <w14:noFill/>
-            <w14:prstDash w14:val="solid"/>
-            <w14:round/>
-          </w14:textOutline>
-        </w:rPr>
-        <w:t>npm</w:t>
-      </w:r>
-      <w:proofErr w:type="spellEnd"/>
-      <w:r>
-        <w:rPr>
-          <w:i/>
-          <w:iCs/>
-          <w:color w:val="4472C4" w:themeColor="accent1"/>
-          <w:highlight w:val="lightGray"/>
-          <w14:shadow w14:blurRad="38100" w14:dist="25400" w14:dir="5400000" w14:sx="100000" w14:sy="100000" w14:kx="0" w14:ky="0" w14:algn="ctr">
-            <w14:srgbClr w14:val="6E747A">
-              <w14:alpha w14:val="57000"/>
-            </w14:srgbClr>
-          </w14:shadow>
-          <w14:textOutline w14:w="0" w14:cap="flat" w14:cmpd="sng" w14:algn="ctr">
-            <w14:noFill/>
-            <w14:prstDash w14:val="solid"/>
-            <w14:round/>
-          </w14:textOutline>
-        </w:rPr>
-        <w:t xml:space="preserve"> run dev</w:t>
+        <w:t>npm run dev</w:t>
       </w:r>
     </w:p>
     <w:p>
@@ -1259,10 +1039,12 @@
             <w14:round/>
           </w14:textOutline>
         </w:rPr>
-        <w:t xml:space="preserve"> * @type {import('next'</w:t>
-      </w:r>
-      <w:proofErr w:type="gramStart"/>
-      <w:r>
+        <w:t xml:space="preserve"> * @type {import('next').NextConfig}</w:t>
+      </w:r>
+    </w:p>
+    <w:p>
+      <w:pPr>
+        <w:spacing w:after="0"/>
         <w:rPr>
           <w:i/>
           <w:iCs/>
@@ -1279,9 +1061,7 @@
             <w14:round/>
           </w14:textOutline>
         </w:rPr>
-        <w:t>).</w:t>
-      </w:r>
-      <w:proofErr w:type="spellStart"/>
+      </w:pPr>
       <w:r>
         <w:rPr>
           <w:i/>
@@ -1299,11 +1079,12 @@
             <w14:round/>
           </w14:textOutline>
         </w:rPr>
-        <w:t>NextConfig</w:t>
-      </w:r>
-      <w:proofErr w:type="spellEnd"/>
-      <w:proofErr w:type="gramEnd"/>
-      <w:r>
+        <w:t xml:space="preserve"> */</w:t>
+      </w:r>
+    </w:p>
+    <w:p>
+      <w:pPr>
+        <w:spacing w:after="0"/>
         <w:rPr>
           <w:i/>
           <w:iCs/>
@@ -1320,12 +1101,125 @@
             <w14:round/>
           </w14:textOutline>
         </w:rPr>
+      </w:pPr>
+      <w:r>
+        <w:rPr>
+          <w:i/>
+          <w:iCs/>
+          <w:color w:val="4472C4" w:themeColor="accent1"/>
+          <w:highlight w:val="lightGray"/>
+          <w14:shadow w14:blurRad="38100" w14:dist="25400" w14:dir="5400000" w14:sx="100000" w14:sy="100000" w14:kx="0" w14:ky="0" w14:algn="ctr">
+            <w14:srgbClr w14:val="6E747A">
+              <w14:alpha w14:val="57000"/>
+            </w14:srgbClr>
+          </w14:shadow>
+          <w14:textOutline w14:w="0" w14:cap="flat" w14:cmpd="sng" w14:algn="ctr">
+            <w14:noFill/>
+            <w14:prstDash w14:val="solid"/>
+            <w14:round/>
+          </w14:textOutline>
+        </w:rPr>
+        <w:t>const nextConfig = {</w:t>
+      </w:r>
+    </w:p>
+    <w:p>
+      <w:pPr>
+        <w:spacing w:after="0"/>
+        <w:rPr>
+          <w:i/>
+          <w:iCs/>
+          <w:color w:val="4472C4" w:themeColor="accent1"/>
+          <w:highlight w:val="lightGray"/>
+          <w14:shadow w14:blurRad="38100" w14:dist="25400" w14:dir="5400000" w14:sx="100000" w14:sy="100000" w14:kx="0" w14:ky="0" w14:algn="ctr">
+            <w14:srgbClr w14:val="6E747A">
+              <w14:alpha w14:val="57000"/>
+            </w14:srgbClr>
+          </w14:shadow>
+          <w14:textOutline w14:w="0" w14:cap="flat" w14:cmpd="sng" w14:algn="ctr">
+            <w14:noFill/>
+            <w14:prstDash w14:val="solid"/>
+            <w14:round/>
+          </w14:textOutline>
+        </w:rPr>
+      </w:pPr>
+      <w:r>
+        <w:rPr>
+          <w:i/>
+          <w:iCs/>
+          <w:color w:val="4472C4" w:themeColor="accent1"/>
+          <w:highlight w:val="lightGray"/>
+          <w14:shadow w14:blurRad="38100" w14:dist="25400" w14:dir="5400000" w14:sx="100000" w14:sy="100000" w14:kx="0" w14:ky="0" w14:algn="ctr">
+            <w14:srgbClr w14:val="6E747A">
+              <w14:alpha w14:val="57000"/>
+            </w14:srgbClr>
+          </w14:shadow>
+          <w14:textOutline w14:w="0" w14:cap="flat" w14:cmpd="sng" w14:algn="ctr">
+            <w14:noFill/>
+            <w14:prstDash w14:val="solid"/>
+            <w14:round/>
+          </w14:textOutline>
+        </w:rPr>
+        <w:t xml:space="preserve">  output: 'export',</w:t>
+      </w:r>
+    </w:p>
+    <w:p>
+      <w:pPr>
+        <w:spacing w:after="0"/>
+        <w:rPr>
+          <w:i/>
+          <w:iCs/>
+          <w:color w:val="4472C4" w:themeColor="accent1"/>
+          <w14:shadow w14:blurRad="38100" w14:dist="25400" w14:dir="5400000" w14:sx="100000" w14:sy="100000" w14:kx="0" w14:ky="0" w14:algn="ctr">
+            <w14:srgbClr w14:val="6E747A">
+              <w14:alpha w14:val="57000"/>
+            </w14:srgbClr>
+          </w14:shadow>
+          <w14:textOutline w14:w="0" w14:cap="flat" w14:cmpd="sng" w14:algn="ctr">
+            <w14:noFill/>
+            <w14:prstDash w14:val="solid"/>
+            <w14:round/>
+          </w14:textOutline>
+        </w:rPr>
+      </w:pPr>
+      <w:r>
+        <w:rPr>
+          <w:i/>
+          <w:iCs/>
+          <w:color w:val="4472C4" w:themeColor="accent1"/>
+          <w:highlight w:val="lightGray"/>
+          <w14:shadow w14:blurRad="38100" w14:dist="25400" w14:dir="5400000" w14:sx="100000" w14:sy="100000" w14:kx="0" w14:ky="0" w14:algn="ctr">
+            <w14:srgbClr w14:val="6E747A">
+              <w14:alpha w14:val="57000"/>
+            </w14:srgbClr>
+          </w14:shadow>
+          <w14:textOutline w14:w="0" w14:cap="flat" w14:cmpd="sng" w14:algn="ctr">
+            <w14:noFill/>
+            <w14:prstDash w14:val="solid"/>
+            <w14:round/>
+          </w14:textOutline>
+        </w:rPr>
         <w:t>}</w:t>
       </w:r>
     </w:p>
     <w:p>
       <w:pPr>
-        <w:spacing w:after="0"/>
+        <w:rPr>
+          <w:i/>
+          <w:iCs/>
+          <w:color w:val="4472C4" w:themeColor="accent1"/>
+          <w14:shadow w14:blurRad="38100" w14:dist="25400" w14:dir="5400000" w14:sx="100000" w14:sy="100000" w14:kx="0" w14:ky="0" w14:algn="ctr">
+            <w14:srgbClr w14:val="6E747A">
+              <w14:alpha w14:val="57000"/>
+            </w14:srgbClr>
+          </w14:shadow>
+          <w14:textOutline w14:w="0" w14:cap="flat" w14:cmpd="sng" w14:algn="ctr">
+            <w14:noFill/>
+            <w14:prstDash w14:val="solid"/>
+            <w14:round/>
+          </w14:textOutline>
+        </w:rPr>
+      </w:pPr>
+      <w:r>
         <w:rPr>
           <w:i/>
           <w:iCs/>
@@ -1342,6 +1236,85 @@
             <w14:round/>
           </w14:textOutline>
         </w:rPr>
+        <w:t>module.exports = nextConfig</w:t>
+      </w:r>
+    </w:p>
+    <w:p>
+      <w:pPr>
+        <w:rPr>
+          <w:b/>
+          <w:bCs/>
+        </w:rPr>
+      </w:pPr>
+      <w:r>
+        <w:rPr>
+          <w:b/>
+          <w:bCs/>
+        </w:rPr>
+        <w:t xml:space="preserve">STEP 4: </w:t>
+      </w:r>
+      <w:r>
+        <w:rPr>
+          <w:b/>
+          <w:bCs/>
+        </w:rPr>
+        <w:t>Buil</w:t>
+      </w:r>
+      <w:r>
+        <w:rPr>
+          <w:b/>
+          <w:bCs/>
+        </w:rPr>
+        <w:t>t the</w:t>
+      </w:r>
+      <w:r>
+        <w:rPr>
+          <w:b/>
+          <w:bCs/>
+        </w:rPr>
+        <w:t xml:space="preserve"> Project</w:t>
+      </w:r>
+    </w:p>
+    <w:p>
+      <w:r>
+        <w:t xml:space="preserve">After setting up the </w:t>
+      </w:r>
+      <w:r>
+        <w:t>configuration i</w:t>
+      </w:r>
+      <w:r>
+        <w:t>n</w:t>
+      </w:r>
+      <w:r>
+        <w:t xml:space="preserve"> step 3</w:t>
+      </w:r>
+      <w:r>
+        <w:t>, r</w:t>
+      </w:r>
+      <w:r>
+        <w:t>an</w:t>
+      </w:r>
+      <w:r>
+        <w:t xml:space="preserve"> the build command:</w:t>
+      </w:r>
+    </w:p>
+    <w:p>
+      <w:pPr>
+        <w:rPr>
+          <w:i/>
+          <w:iCs/>
+          <w:color w:val="4472C4" w:themeColor="accent1"/>
+          <w14:shadow w14:blurRad="38100" w14:dist="25400" w14:dir="5400000" w14:sx="100000" w14:sy="100000" w14:kx="0" w14:ky="0" w14:algn="ctr">
+            <w14:srgbClr w14:val="6E747A">
+              <w14:alpha w14:val="57000"/>
+            </w14:srgbClr>
+          </w14:shadow>
+          <w14:textOutline w14:w="0" w14:cap="flat" w14:cmpd="sng" w14:algn="ctr">
+            <w14:noFill/>
+            <w14:prstDash w14:val="solid"/>
+            <w14:round/>
+          </w14:textOutline>
+        </w:rPr>
       </w:pPr>
       <w:r>
         <w:rPr>
@@ -1360,366 +1333,7 @@
             <w14:round/>
           </w14:textOutline>
         </w:rPr>
-        <w:t xml:space="preserve"> */</w:t>
-      </w:r>
-    </w:p>
-    <w:p>
-      <w:pPr>
-        <w:spacing w:after="0"/>
-        <w:rPr>
-          <w:i/>
-          <w:iCs/>
-          <w:color w:val="4472C4" w:themeColor="accent1"/>
-          <w:highlight w:val="lightGray"/>
-          <w14:shadow w14:blurRad="38100" w14:dist="25400" w14:dir="5400000" w14:sx="100000" w14:sy="100000" w14:kx="0" w14:ky="0" w14:algn="ctr">
-            <w14:srgbClr w14:val="6E747A">
-              <w14:alpha w14:val="57000"/>
-            </w14:srgbClr>
-          </w14:shadow>
-          <w14:textOutline w14:w="0" w14:cap="flat" w14:cmpd="sng" w14:algn="ctr">
-            <w14:noFill/>
-            <w14:prstDash w14:val="solid"/>
-            <w14:round/>
-          </w14:textOutline>
-        </w:rPr>
-      </w:pPr>
-      <w:r>
-        <w:rPr>
-          <w:i/>
-          <w:iCs/>
-          <w:color w:val="4472C4" w:themeColor="accent1"/>
-          <w:highlight w:val="lightGray"/>
-          <w14:shadow w14:blurRad="38100" w14:dist="25400" w14:dir="5400000" w14:sx="100000" w14:sy="100000" w14:kx="0" w14:ky="0" w14:algn="ctr">
-            <w14:srgbClr w14:val="6E747A">
-              <w14:alpha w14:val="57000"/>
-            </w14:srgbClr>
-          </w14:shadow>
-          <w14:textOutline w14:w="0" w14:cap="flat" w14:cmpd="sng" w14:algn="ctr">
-            <w14:noFill/>
-            <w14:prstDash w14:val="solid"/>
-            <w14:round/>
-          </w14:textOutline>
-        </w:rPr>
-        <w:t xml:space="preserve">const </w:t>
-      </w:r>
-      <w:proofErr w:type="spellStart"/>
-      <w:r>
-        <w:rPr>
-          <w:i/>
-          <w:iCs/>
-          <w:color w:val="4472C4" w:themeColor="accent1"/>
-          <w:highlight w:val="lightGray"/>
-          <w14:shadow w14:blurRad="38100" w14:dist="25400" w14:dir="5400000" w14:sx="100000" w14:sy="100000" w14:kx="0" w14:ky="0" w14:algn="ctr">
-            <w14:srgbClr w14:val="6E747A">
-              <w14:alpha w14:val="57000"/>
-            </w14:srgbClr>
-          </w14:shadow>
-          <w14:textOutline w14:w="0" w14:cap="flat" w14:cmpd="sng" w14:algn="ctr">
-            <w14:noFill/>
-            <w14:prstDash w14:val="solid"/>
-            <w14:round/>
-          </w14:textOutline>
-        </w:rPr>
-        <w:t>nextConfig</w:t>
-      </w:r>
-      <w:proofErr w:type="spellEnd"/>
-      <w:r>
-        <w:rPr>
-          <w:i/>
-          <w:iCs/>
-          <w:color w:val="4472C4" w:themeColor="accent1"/>
-          <w:highlight w:val="lightGray"/>
-          <w14:shadow w14:blurRad="38100" w14:dist="25400" w14:dir="5400000" w14:sx="100000" w14:sy="100000" w14:kx="0" w14:ky="0" w14:algn="ctr">
-            <w14:srgbClr w14:val="6E747A">
-              <w14:alpha w14:val="57000"/>
-            </w14:srgbClr>
-          </w14:shadow>
-          <w14:textOutline w14:w="0" w14:cap="flat" w14:cmpd="sng" w14:algn="ctr">
-            <w14:noFill/>
-            <w14:prstDash w14:val="solid"/>
-            <w14:round/>
-          </w14:textOutline>
-        </w:rPr>
-        <w:t xml:space="preserve"> = {</w:t>
-      </w:r>
-    </w:p>
-    <w:p>
-      <w:pPr>
-        <w:spacing w:after="0"/>
-        <w:rPr>
-          <w:i/>
-          <w:iCs/>
-          <w:color w:val="4472C4" w:themeColor="accent1"/>
-          <w:highlight w:val="lightGray"/>
-          <w14:shadow w14:blurRad="38100" w14:dist="25400" w14:dir="5400000" w14:sx="100000" w14:sy="100000" w14:kx="0" w14:ky="0" w14:algn="ctr">
-            <w14:srgbClr w14:val="6E747A">
-              <w14:alpha w14:val="57000"/>
-            </w14:srgbClr>
-          </w14:shadow>
-          <w14:textOutline w14:w="0" w14:cap="flat" w14:cmpd="sng" w14:algn="ctr">
-            <w14:noFill/>
-            <w14:prstDash w14:val="solid"/>
-            <w14:round/>
-          </w14:textOutline>
-        </w:rPr>
-      </w:pPr>
-      <w:r>
-        <w:rPr>
-          <w:i/>
-          <w:iCs/>
-          <w:color w:val="4472C4" w:themeColor="accent1"/>
-          <w:highlight w:val="lightGray"/>
-          <w14:shadow w14:blurRad="38100" w14:dist="25400" w14:dir="5400000" w14:sx="100000" w14:sy="100000" w14:kx="0" w14:ky="0" w14:algn="ctr">
-            <w14:srgbClr w14:val="6E747A">
-              <w14:alpha w14:val="57000"/>
-            </w14:srgbClr>
-          </w14:shadow>
-          <w14:textOutline w14:w="0" w14:cap="flat" w14:cmpd="sng" w14:algn="ctr">
-            <w14:noFill/>
-            <w14:prstDash w14:val="solid"/>
-            <w14:round/>
-          </w14:textOutline>
-        </w:rPr>
-        <w:t xml:space="preserve">  output: 'export',</w:t>
-      </w:r>
-    </w:p>
-    <w:p>
-      <w:pPr>
-        <w:spacing w:after="0"/>
-        <w:rPr>
-          <w:i/>
-          <w:iCs/>
-          <w:color w:val="4472C4" w:themeColor="accent1"/>
-          <w14:shadow w14:blurRad="38100" w14:dist="25400" w14:dir="5400000" w14:sx="100000" w14:sy="100000" w14:kx="0" w14:ky="0" w14:algn="ctr">
-            <w14:srgbClr w14:val="6E747A">
-              <w14:alpha w14:val="57000"/>
-            </w14:srgbClr>
-          </w14:shadow>
-          <w14:textOutline w14:w="0" w14:cap="flat" w14:cmpd="sng" w14:algn="ctr">
-            <w14:noFill/>
-            <w14:prstDash w14:val="solid"/>
-            <w14:round/>
-          </w14:textOutline>
-        </w:rPr>
-      </w:pPr>
-      <w:r>
-        <w:rPr>
-          <w:i/>
-          <w:iCs/>
-          <w:color w:val="4472C4" w:themeColor="accent1"/>
-          <w:highlight w:val="lightGray"/>
-          <w14:shadow w14:blurRad="38100" w14:dist="25400" w14:dir="5400000" w14:sx="100000" w14:sy="100000" w14:kx="0" w14:ky="0" w14:algn="ctr">
-            <w14:srgbClr w14:val="6E747A">
-              <w14:alpha w14:val="57000"/>
-            </w14:srgbClr>
-          </w14:shadow>
-          <w14:textOutline w14:w="0" w14:cap="flat" w14:cmpd="sng" w14:algn="ctr">
-            <w14:noFill/>
-            <w14:prstDash w14:val="solid"/>
-            <w14:round/>
-          </w14:textOutline>
-        </w:rPr>
-        <w:t>}</w:t>
-      </w:r>
-    </w:p>
-    <w:p>
-      <w:pPr>
-        <w:rPr>
-          <w:i/>
-          <w:iCs/>
-          <w:color w:val="4472C4" w:themeColor="accent1"/>
-          <w14:shadow w14:blurRad="38100" w14:dist="25400" w14:dir="5400000" w14:sx="100000" w14:sy="100000" w14:kx="0" w14:ky="0" w14:algn="ctr">
-            <w14:srgbClr w14:val="6E747A">
-              <w14:alpha w14:val="57000"/>
-            </w14:srgbClr>
-          </w14:shadow>
-          <w14:textOutline w14:w="0" w14:cap="flat" w14:cmpd="sng" w14:algn="ctr">
-            <w14:noFill/>
-            <w14:prstDash w14:val="solid"/>
-            <w14:round/>
-          </w14:textOutline>
-        </w:rPr>
-      </w:pPr>
-      <w:proofErr w:type="spellStart"/>
-      <w:proofErr w:type="gramStart"/>
-      <w:r>
-        <w:rPr>
-          <w:i/>
-          <w:iCs/>
-          <w:color w:val="4472C4" w:themeColor="accent1"/>
-          <w:highlight w:val="lightGray"/>
-          <w14:shadow w14:blurRad="38100" w14:dist="25400" w14:dir="5400000" w14:sx="100000" w14:sy="100000" w14:kx="0" w14:ky="0" w14:algn="ctr">
-            <w14:srgbClr w14:val="6E747A">
-              <w14:alpha w14:val="57000"/>
-            </w14:srgbClr>
-          </w14:shadow>
-          <w14:textOutline w14:w="0" w14:cap="flat" w14:cmpd="sng" w14:algn="ctr">
-            <w14:noFill/>
-            <w14:prstDash w14:val="solid"/>
-            <w14:round/>
-          </w14:textOutline>
-        </w:rPr>
-        <w:t>module.exports</w:t>
-      </w:r>
-      <w:proofErr w:type="spellEnd"/>
-      <w:proofErr w:type="gramEnd"/>
-      <w:r>
-        <w:rPr>
-          <w:i/>
-          <w:iCs/>
-          <w:color w:val="4472C4" w:themeColor="accent1"/>
-          <w:highlight w:val="lightGray"/>
-          <w14:shadow w14:blurRad="38100" w14:dist="25400" w14:dir="5400000" w14:sx="100000" w14:sy="100000" w14:kx="0" w14:ky="0" w14:algn="ctr">
-            <w14:srgbClr w14:val="6E747A">
-              <w14:alpha w14:val="57000"/>
-            </w14:srgbClr>
-          </w14:shadow>
-          <w14:textOutline w14:w="0" w14:cap="flat" w14:cmpd="sng" w14:algn="ctr">
-            <w14:noFill/>
-            <w14:prstDash w14:val="solid"/>
-            <w14:round/>
-          </w14:textOutline>
-        </w:rPr>
-        <w:t xml:space="preserve"> = </w:t>
-      </w:r>
-      <w:proofErr w:type="spellStart"/>
-      <w:r>
-        <w:rPr>
-          <w:i/>
-          <w:iCs/>
-          <w:color w:val="4472C4" w:themeColor="accent1"/>
-          <w:highlight w:val="lightGray"/>
-          <w14:shadow w14:blurRad="38100" w14:dist="25400" w14:dir="5400000" w14:sx="100000" w14:sy="100000" w14:kx="0" w14:ky="0" w14:algn="ctr">
-            <w14:srgbClr w14:val="6E747A">
-              <w14:alpha w14:val="57000"/>
-            </w14:srgbClr>
-          </w14:shadow>
-          <w14:textOutline w14:w="0" w14:cap="flat" w14:cmpd="sng" w14:algn="ctr">
-            <w14:noFill/>
-            <w14:prstDash w14:val="solid"/>
-            <w14:round/>
-          </w14:textOutline>
-        </w:rPr>
-        <w:t>nextConfig</w:t>
-      </w:r>
-      <w:proofErr w:type="spellEnd"/>
-    </w:p>
-    <w:p>
-      <w:pPr>
-        <w:rPr>
-          <w:b/>
-          <w:bCs/>
-        </w:rPr>
-      </w:pPr>
-      <w:r>
-        <w:rPr>
-          <w:b/>
-          <w:bCs/>
-        </w:rPr>
-        <w:t xml:space="preserve">STEP 4: </w:t>
-      </w:r>
-      <w:r>
-        <w:rPr>
-          <w:b/>
-          <w:bCs/>
-        </w:rPr>
-        <w:t>Buil</w:t>
-      </w:r>
-      <w:r>
-        <w:rPr>
-          <w:b/>
-          <w:bCs/>
-        </w:rPr>
-        <w:t>t the</w:t>
-      </w:r>
-      <w:r>
-        <w:rPr>
-          <w:b/>
-          <w:bCs/>
-        </w:rPr>
-        <w:t xml:space="preserve"> Project</w:t>
-      </w:r>
-    </w:p>
-    <w:p>
-      <w:r>
-        <w:t xml:space="preserve">After setting up the </w:t>
-      </w:r>
-      <w:r>
-        <w:t>configuration i</w:t>
-      </w:r>
-      <w:r>
-        <w:t>n</w:t>
-      </w:r>
-      <w:r>
-        <w:t xml:space="preserve"> step 3</w:t>
-      </w:r>
-      <w:r>
-        <w:t>, r</w:t>
-      </w:r>
-      <w:r>
-        <w:t>an</w:t>
-      </w:r>
-      <w:r>
-        <w:t xml:space="preserve"> the build command:</w:t>
-      </w:r>
-    </w:p>
-    <w:p>
-      <w:pPr>
-        <w:rPr>
-          <w:i/>
-          <w:iCs/>
-          <w:color w:val="4472C4" w:themeColor="accent1"/>
-          <w14:shadow w14:blurRad="38100" w14:dist="25400" w14:dir="5400000" w14:sx="100000" w14:sy="100000" w14:kx="0" w14:ky="0" w14:algn="ctr">
-            <w14:srgbClr w14:val="6E747A">
-              <w14:alpha w14:val="57000"/>
-            </w14:srgbClr>
-          </w14:shadow>
-          <w14:textOutline w14:w="0" w14:cap="flat" w14:cmpd="sng" w14:algn="ctr">
-            <w14:noFill/>
-            <w14:prstDash w14:val="solid"/>
-            <w14:round/>
-          </w14:textOutline>
-        </w:rPr>
-      </w:pPr>
-      <w:proofErr w:type="spellStart"/>
-      <w:r>
-        <w:rPr>
-          <w:i/>
-          <w:iCs/>
-          <w:color w:val="4472C4" w:themeColor="accent1"/>
-          <w:highlight w:val="lightGray"/>
-          <w14:shadow w14:blurRad="38100" w14:dist="25400" w14:dir="5400000" w14:sx="100000" w14:sy="100000" w14:kx="0" w14:ky="0" w14:algn="ctr">
-            <w14:srgbClr w14:val="6E747A">
-              <w14:alpha w14:val="57000"/>
-            </w14:srgbClr>
-          </w14:shadow>
-          <w14:textOutline w14:w="0" w14:cap="flat" w14:cmpd="sng" w14:algn="ctr">
-            <w14:noFill/>
-            <w14:prstDash w14:val="solid"/>
-            <w14:round/>
-          </w14:textOutline>
-        </w:rPr>
-        <w:t>npm</w:t>
-      </w:r>
-      <w:proofErr w:type="spellEnd"/>
-      <w:r>
-        <w:rPr>
-          <w:i/>
-          <w:iCs/>
-          <w:color w:val="4472C4" w:themeColor="accent1"/>
-          <w:highlight w:val="lightGray"/>
-          <w14:shadow w14:blurRad="38100" w14:dist="25400" w14:dir="5400000" w14:sx="100000" w14:sy="100000" w14:kx="0" w14:ky="0" w14:algn="ctr">
-            <w14:srgbClr w14:val="6E747A">
-              <w14:alpha w14:val="57000"/>
-            </w14:srgbClr>
-          </w14:shadow>
-          <w14:textOutline w14:w="0" w14:cap="flat" w14:cmpd="sng" w14:algn="ctr">
-            <w14:noFill/>
-            <w14:prstDash w14:val="solid"/>
-            <w14:round/>
-          </w14:textOutline>
-        </w:rPr>
-        <w:t xml:space="preserve"> run build</w:t>
+        <w:t>npm run build</w:t>
       </w:r>
     </w:p>
     <w:p>
@@ -1953,10 +1567,12 @@
             <w14:round/>
           </w14:textOutline>
         </w:rPr>
-        <w:t xml:space="preserve">git </w:t>
-      </w:r>
-      <w:proofErr w:type="spellStart"/>
-      <w:r>
+        <w:t>git init</w:t>
+      </w:r>
+    </w:p>
+    <w:p>
+      <w:pPr>
+        <w:spacing w:after="0"/>
         <w:rPr>
           <w:i/>
           <w:iCs/>
@@ -1973,13 +1589,8 @@
             <w14:round/>
           </w14:textOutline>
         </w:rPr>
-        <w:t>init</w:t>
-      </w:r>
-      <w:proofErr w:type="spellEnd"/>
-    </w:p>
-    <w:p>
-      <w:pPr>
-        <w:spacing w:after="0"/>
+      </w:pPr>
+      <w:r>
         <w:rPr>
           <w:i/>
           <w:iCs/>
@@ -1996,47 +1607,8 @@
             <w14:round/>
           </w14:textOutline>
         </w:rPr>
-      </w:pPr>
-      <w:r>
-        <w:rPr>
-          <w:i/>
-          <w:iCs/>
-          <w:color w:val="4472C4" w:themeColor="accent1"/>
-          <w:highlight w:val="lightGray"/>
-          <w14:shadow w14:blurRad="38100" w14:dist="25400" w14:dir="5400000" w14:sx="100000" w14:sy="100000" w14:kx="0" w14:ky="0" w14:algn="ctr">
-            <w14:srgbClr w14:val="6E747A">
-              <w14:alpha w14:val="57000"/>
-            </w14:srgbClr>
-          </w14:shadow>
-          <w14:textOutline w14:w="0" w14:cap="flat" w14:cmpd="sng" w14:algn="ctr">
-            <w14:noFill/>
-            <w14:prstDash w14:val="solid"/>
-            <w14:round/>
-          </w14:textOutline>
-        </w:rPr>
-        <w:t xml:space="preserve">git </w:t>
-      </w:r>
-      <w:proofErr w:type="gramStart"/>
-      <w:r>
-        <w:rPr>
-          <w:i/>
-          <w:iCs/>
-          <w:color w:val="4472C4" w:themeColor="accent1"/>
-          <w:highlight w:val="lightGray"/>
-          <w14:shadow w14:blurRad="38100" w14:dist="25400" w14:dir="5400000" w14:sx="100000" w14:sy="100000" w14:kx="0" w14:ky="0" w14:algn="ctr">
-            <w14:srgbClr w14:val="6E747A">
-              <w14:alpha w14:val="57000"/>
-            </w14:srgbClr>
-          </w14:shadow>
-          <w14:textOutline w14:w="0" w14:cap="flat" w14:cmpd="sng" w14:algn="ctr">
-            <w14:noFill/>
-            <w14:prstDash w14:val="solid"/>
-            <w14:round/>
-          </w14:textOutline>
-        </w:rPr>
-        <w:t>add .</w:t>
-      </w:r>
-      <w:proofErr w:type="gramEnd"/>
+        <w:t>git add .</w:t>
+      </w:r>
     </w:p>
     <w:p>
       <w:pPr>
@@ -2491,7 +2063,6 @@
           </w14:textOutline>
         </w:rPr>
       </w:pPr>
-      <w:proofErr w:type="spellStart"/>
       <w:r>
         <w:rPr>
           <w:i/>
@@ -2509,9 +2080,27 @@
             <w14:round/>
           </w14:textOutline>
         </w:rPr>
-        <w:t>mkdir</w:t>
-      </w:r>
-      <w:proofErr w:type="spellEnd"/>
+        <w:t>mkdir terraform-nextjs</w:t>
+      </w:r>
+    </w:p>
+    <w:p>
+      <w:pPr>
+        <w:rPr>
+          <w:i/>
+          <w:iCs/>
+          <w:color w:val="4472C4" w:themeColor="accent1"/>
+          <w14:shadow w14:blurRad="38100" w14:dist="25400" w14:dir="5400000" w14:sx="100000" w14:sy="100000" w14:kx="0" w14:ky="0" w14:algn="ctr">
+            <w14:srgbClr w14:val="6E747A">
+              <w14:alpha w14:val="57000"/>
+            </w14:srgbClr>
+          </w14:shadow>
+          <w14:textOutline w14:w="0" w14:cap="flat" w14:cmpd="sng" w14:algn="ctr">
+            <w14:noFill/>
+            <w14:prstDash w14:val="solid"/>
+            <w14:round/>
+          </w14:textOutline>
+        </w:rPr>
+      </w:pPr>
       <w:r>
         <w:rPr>
           <w:i/>
@@ -2529,88 +2118,8 @@
             <w14:round/>
           </w14:textOutline>
         </w:rPr>
-        <w:t xml:space="preserve"> terraform-</w:t>
-      </w:r>
-      <w:proofErr w:type="spellStart"/>
-      <w:r>
-        <w:rPr>
-          <w:i/>
-          <w:iCs/>
-          <w:color w:val="4472C4" w:themeColor="accent1"/>
-          <w:highlight w:val="lightGray"/>
-          <w14:shadow w14:blurRad="38100" w14:dist="25400" w14:dir="5400000" w14:sx="100000" w14:sy="100000" w14:kx="0" w14:ky="0" w14:algn="ctr">
-            <w14:srgbClr w14:val="6E747A">
-              <w14:alpha w14:val="57000"/>
-            </w14:srgbClr>
-          </w14:shadow>
-          <w14:textOutline w14:w="0" w14:cap="flat" w14:cmpd="sng" w14:algn="ctr">
-            <w14:noFill/>
-            <w14:prstDash w14:val="solid"/>
-            <w14:round/>
-          </w14:textOutline>
-        </w:rPr>
-        <w:t>nextjs</w:t>
-      </w:r>
-      <w:proofErr w:type="spellEnd"/>
-    </w:p>
-    <w:p>
-      <w:pPr>
-        <w:rPr>
-          <w:i/>
-          <w:iCs/>
-          <w:color w:val="4472C4" w:themeColor="accent1"/>
-          <w14:shadow w14:blurRad="38100" w14:dist="25400" w14:dir="5400000" w14:sx="100000" w14:sy="100000" w14:kx="0" w14:ky="0" w14:algn="ctr">
-            <w14:srgbClr w14:val="6E747A">
-              <w14:alpha w14:val="57000"/>
-            </w14:srgbClr>
-          </w14:shadow>
-          <w14:textOutline w14:w="0" w14:cap="flat" w14:cmpd="sng" w14:algn="ctr">
-            <w14:noFill/>
-            <w14:prstDash w14:val="solid"/>
-            <w14:round/>
-          </w14:textOutline>
-        </w:rPr>
-      </w:pPr>
-      <w:r>
-        <w:rPr>
-          <w:i/>
-          <w:iCs/>
-          <w:color w:val="4472C4" w:themeColor="accent1"/>
-          <w:highlight w:val="lightGray"/>
-          <w14:shadow w14:blurRad="38100" w14:dist="25400" w14:dir="5400000" w14:sx="100000" w14:sy="100000" w14:kx="0" w14:ky="0" w14:algn="ctr">
-            <w14:srgbClr w14:val="6E747A">
-              <w14:alpha w14:val="57000"/>
-            </w14:srgbClr>
-          </w14:shadow>
-          <w14:textOutline w14:w="0" w14:cap="flat" w14:cmpd="sng" w14:algn="ctr">
-            <w14:noFill/>
-            <w14:prstDash w14:val="solid"/>
-            <w14:round/>
-          </w14:textOutline>
-        </w:rPr>
-        <w:t>cd terraform-</w:t>
-      </w:r>
-      <w:proofErr w:type="spellStart"/>
-      <w:r>
-        <w:rPr>
-          <w:i/>
-          <w:iCs/>
-          <w:color w:val="4472C4" w:themeColor="accent1"/>
-          <w:highlight w:val="lightGray"/>
-          <w14:shadow w14:blurRad="38100" w14:dist="25400" w14:dir="5400000" w14:sx="100000" w14:sy="100000" w14:kx="0" w14:ky="0" w14:algn="ctr">
-            <w14:srgbClr w14:val="6E747A">
-              <w14:alpha w14:val="57000"/>
-            </w14:srgbClr>
-          </w14:shadow>
-          <w14:textOutline w14:w="0" w14:cap="flat" w14:cmpd="sng" w14:algn="ctr">
-            <w14:noFill/>
-            <w14:prstDash w14:val="solid"/>
-            <w14:round/>
-          </w14:textOutline>
-        </w:rPr>
-        <w:t>nextjs</w:t>
-      </w:r>
-      <w:proofErr w:type="spellEnd"/>
+        <w:t>cd terraform-nextjs</w:t>
+      </w:r>
     </w:p>
     <w:p>
       <w:pPr>
@@ -2662,6 +2171,9 @@
     </w:p>
     <w:p>
       <w:r>
+        <w:rPr>
+          <w:noProof/>
+        </w:rPr>
         <w:drawing>
           <wp:inline distT="0" distB="0" distL="0" distR="0" wp14:anchorId="73B0A050" wp14:editId="5A031386">
             <wp:extent cx="4458322" cy="2686425"/>
@@ -2701,6 +2213,9 @@
     </w:p>
     <w:p>
       <w:r>
+        <w:rPr>
+          <w:noProof/>
+        </w:rPr>
         <w:lastRenderedPageBreak/>
         <w:drawing>
           <wp:inline distT="0" distB="0" distL="0" distR="0" wp14:anchorId="464D14F0" wp14:editId="16291AE0">
@@ -2739,6 +2254,9 @@
         </w:drawing>
       </w:r>
       <w:r>
+        <w:rPr>
+          <w:noProof/>
+        </w:rPr>
         <w:drawing>
           <wp:inline distT="0" distB="0" distL="0" distR="0" wp14:anchorId="57692E7F" wp14:editId="65DD03F7">
             <wp:extent cx="5943600" cy="548640"/>
@@ -2776,6 +2294,9 @@
         </w:drawing>
       </w:r>
       <w:r>
+        <w:rPr>
+          <w:noProof/>
+        </w:rPr>
         <w:drawing>
           <wp:inline distT="0" distB="0" distL="0" distR="0" wp14:anchorId="086E9B8B" wp14:editId="53D054F9">
             <wp:extent cx="5943600" cy="3453130"/>
@@ -2815,23 +2336,7 @@
     </w:p>
     <w:p>
       <w:r>
-        <w:t xml:space="preserve">** note: should be </w:t>
-      </w:r>
-      <w:proofErr w:type="spellStart"/>
-      <w:r>
-        <w:t>LockID</w:t>
-      </w:r>
-      <w:proofErr w:type="spellEnd"/>
-      <w:r>
-        <w:t xml:space="preserve"> instead of </w:t>
-      </w:r>
-      <w:proofErr w:type="spellStart"/>
-      <w:r>
-        <w:t>LockId</w:t>
-      </w:r>
-      <w:proofErr w:type="spellEnd"/>
-      <w:r>
-        <w:t xml:space="preserve"> – had some mismatch on this attribute</w:t>
+        <w:t>** note: should be LockID instead of LockId – had some mismatch on this attribute</w:t>
       </w:r>
     </w:p>
     <w:p>
@@ -3562,6 +3067,9 @@
     </w:p>
     <w:p>
       <w:r>
+        <w:rPr>
+          <w:noProof/>
+        </w:rPr>
         <w:lastRenderedPageBreak/>
         <w:drawing>
           <wp:inline distT="0" distB="0" distL="0" distR="0" wp14:anchorId="29CD08D2" wp14:editId="09A2B7E7">
@@ -3640,6 +3148,9 @@
         </w:drawing>
       </w:r>
       <w:r>
+        <w:rPr>
+          <w:noProof/>
+        </w:rPr>
         <w:drawing>
           <wp:inline distT="0" distB="0" distL="0" distR="0" wp14:anchorId="04F01092" wp14:editId="08B8759A">
             <wp:extent cx="4067743" cy="2172003"/>
@@ -3731,13 +3242,8 @@
         </w:numPr>
       </w:pPr>
       <w:r>
-        <w:t xml:space="preserve">terraform </w:t>
-      </w:r>
-      <w:proofErr w:type="spellStart"/>
-      <w:r>
-        <w:t>init</w:t>
-      </w:r>
-      <w:proofErr w:type="spellEnd"/>
+        <w:t>terraform init</w:t>
+      </w:r>
     </w:p>
     <w:p>
       <w:pPr>
@@ -3838,6 +3344,60 @@
         </w:rPr>
         <w:t xml:space="preserve"> ** this will be different on next terraform apply</w:t>
       </w:r>
+      <w:r>
+        <w:rPr>
+          <w:i/>
+          <w:iCs/>
+          <w:color w:val="4472C4" w:themeColor="accent1"/>
+          <w14:shadow w14:blurRad="38100" w14:dist="25400" w14:dir="5400000" w14:sx="100000" w14:sy="100000" w14:kx="0" w14:ky="0" w14:algn="ctr">
+            <w14:srgbClr w14:val="6E747A">
+              <w14:alpha w14:val="57000"/>
+            </w14:srgbClr>
+          </w14:shadow>
+          <w14:textOutline w14:w="0" w14:cap="flat" w14:cmpd="sng" w14:algn="ctr">
+            <w14:noFill/>
+            <w14:prstDash w14:val="solid"/>
+            <w14:round/>
+          </w14:textOutline>
+        </w:rPr>
+        <w:t xml:space="preserve"> (</w:t>
+      </w:r>
+      <w:r>
+        <w:rPr>
+          <w:i/>
+          <w:iCs/>
+          <w:color w:val="4472C4" w:themeColor="accent1"/>
+          <w14:shadow w14:blurRad="38100" w14:dist="25400" w14:dir="5400000" w14:sx="100000" w14:sy="100000" w14:kx="0" w14:ky="0" w14:algn="ctr">
+            <w14:srgbClr w14:val="6E747A">
+              <w14:alpha w14:val="57000"/>
+            </w14:srgbClr>
+          </w14:shadow>
+          <w14:textOutline w14:w="0" w14:cap="flat" w14:cmpd="sng" w14:algn="ctr">
+            <w14:noFill/>
+            <w14:prstDash w14:val="solid"/>
+            <w14:round/>
+          </w14:textOutline>
+        </w:rPr>
+        <w:t>debxxdvdaq6rd.cloudfront.net</w:t>
+      </w:r>
+      <w:r>
+        <w:rPr>
+          <w:i/>
+          <w:iCs/>
+          <w:color w:val="4472C4" w:themeColor="accent1"/>
+          <w14:shadow w14:blurRad="38100" w14:dist="25400" w14:dir="5400000" w14:sx="100000" w14:sy="100000" w14:kx="0" w14:ky="0" w14:algn="ctr">
+            <w14:srgbClr w14:val="6E747A">
+              <w14:alpha w14:val="57000"/>
+            </w14:srgbClr>
+          </w14:shadow>
+          <w14:textOutline w14:w="0" w14:cap="flat" w14:cmpd="sng" w14:algn="ctr">
+            <w14:noFill/>
+            <w14:prstDash w14:val="solid"/>
+            <w14:round/>
+          </w14:textOutline>
+        </w:rPr>
+        <w:t>)</w:t>
+      </w:r>
     </w:p>
     <w:p>
       <w:pPr>
@@ -3884,6 +3444,9 @@
     </w:p>
     <w:p>
       <w:r>
+        <w:rPr>
+          <w:noProof/>
+        </w:rPr>
         <w:drawing>
           <wp:inline distT="0" distB="0" distL="0" distR="0" wp14:anchorId="0CFDD192" wp14:editId="64B30BA1">
             <wp:extent cx="5943600" cy="3068320"/>
@@ -3943,15 +3506,7 @@
         <w:t xml:space="preserve"> Next.js build output folder and the correct S3 bucket name.</w:t>
       </w:r>
       <w:r>
-        <w:t xml:space="preserve">  The Next.js output folder </w:t>
-      </w:r>
-      <w:proofErr w:type="gramStart"/>
-      <w:r>
-        <w:t>is .</w:t>
-      </w:r>
-      <w:proofErr w:type="gramEnd"/>
-      <w:r>
-        <w:t>/out, and Bucket name is nextjs-portfolio-grk-june-2026</w:t>
+        <w:t xml:space="preserve">  The Next.js output folder is ./out, and Bucket name is nextjs-portfolio-grk-june-2026</w:t>
       </w:r>
     </w:p>
     <w:p>
